--- a/sablonlar/yoklama/ders-devam-listesi.docx
+++ b/sablonlar/yoklama/ders-devam-listesi.docx
@@ -277,67 +277,6 @@
           </w:p>
         </w:tc>
       </w:tr>
-      <w:tr>
-        <w:tc>
-          <w:tcPr>
-            <w:tcW w:w="3400" w:type="dxa"/>
-            <w:vAlign w:val="center"/>
-          </w:tcPr>
-          <w:p>
-            <w:pPr>
-              <w:spacing w:after="0"/>
-              <w:jc w:val="left"/>
-            </w:pPr>
-            <w:r>
-              <w:rPr>
-                <w:b/>
-                <w:sz w:val="19"/>
-                <w:szCs w:val="19"/>
-              </w:rPr>
-              <w:t xml:space="preserve">Dersi Alan Kadın/Erkek Öğrenci Sayısı :</w:t>
-            </w:r>
-          </w:p>
-        </w:tc>
-        <w:tc>
-          <w:tcPr>
-            <w:tcW w:w="9000" w:type="dxa"/>
-            <w:vAlign w:val="center"/>
-          </w:tcPr>
-          <w:p>
-            <w:pPr>
-              <w:spacing w:after="0"/>
-              <w:jc w:val="left"/>
-            </w:pPr>
-            <w:r>
-              <w:rPr>
-                <w:sz w:val="19"/>
-                <w:szCs w:val="19"/>
-              </w:rPr>
-              <w:t xml:space="preserve">{{Dersi Alan Kadın/Erkek Öğrenci Sayısı}}</w:t>
-            </w:r>
-          </w:p>
-        </w:tc>
-        <w:tc>
-          <w:tcPr>
-            <w:tcW w:w="2998" w:type="dxa"/>
-            <w:vAlign w:val="center"/>
-          </w:tcPr>
-          <w:p>
-            <w:pPr>
-              <w:spacing w:after="0"/>
-              <w:jc w:val="right"/>
-            </w:pPr>
-            <w:r>
-              <w:rPr>
-                <w:b/>
-                <w:sz w:val="19"/>
-                <w:szCs w:val="19"/>
-              </w:rPr>
-              <w:t xml:space="preserve"/>
-            </w:r>
-          </w:p>
-        </w:tc>
-      </w:tr>
     </w:tbl>
     <w:p>
       <w:pPr>
@@ -367,27 +306,26 @@
         <w:tblLayout w:type="fixed"/>
       </w:tblPr>
       <w:tblGrid>
-        <w:gridCol w:w="600"/>
-        <w:gridCol w:w="1500"/>
-        <w:gridCol w:w="1900"/>
-        <w:gridCol w:w="1900"/>
         <w:gridCol w:w="700"/>
-        <w:gridCol w:w="800"/>
-        <w:gridCol w:w="533"/>
-        <w:gridCol w:w="533"/>
-        <w:gridCol w:w="533"/>
-        <w:gridCol w:w="533"/>
-        <w:gridCol w:w="533"/>
-        <w:gridCol w:w="533"/>
-        <w:gridCol w:w="533"/>
-        <w:gridCol w:w="533"/>
-        <w:gridCol w:w="533"/>
-        <w:gridCol w:w="533"/>
-        <w:gridCol w:w="533"/>
-        <w:gridCol w:w="533"/>
-        <w:gridCol w:w="533"/>
-        <w:gridCol w:w="533"/>
-        <w:gridCol w:w="533"/>
+        <w:gridCol w:w="1700"/>
+        <w:gridCol w:w="2300"/>
+        <w:gridCol w:w="2300"/>
+        <w:gridCol w:w="900"/>
+        <w:gridCol w:w="499"/>
+        <w:gridCol w:w="499"/>
+        <w:gridCol w:w="499"/>
+        <w:gridCol w:w="499"/>
+        <w:gridCol w:w="499"/>
+        <w:gridCol w:w="499"/>
+        <w:gridCol w:w="499"/>
+        <w:gridCol w:w="499"/>
+        <w:gridCol w:w="499"/>
+        <w:gridCol w:w="499"/>
+        <w:gridCol w:w="499"/>
+        <w:gridCol w:w="499"/>
+        <w:gridCol w:w="499"/>
+        <w:gridCol w:w="499"/>
+        <w:gridCol w:w="499"/>
       </w:tblGrid>
       <w:tr>
         <w:trPr>
@@ -396,7 +334,7 @@
         </w:trPr>
         <w:tc>
           <w:tcPr>
-            <w:tcW w:w="600" w:type="dxa"/>
+            <w:tcW w:w="700" w:type="dxa"/>
             <w:vMerge w:val="restart"/>
             <w:shd w:val="clear" w:color="auto" w:fill="1B2A4A"/>
             <w:vAlign w:val="center"/>
@@ -419,7 +357,7 @@
         </w:tc>
         <w:tc>
           <w:tcPr>
-            <w:tcW w:w="1500" w:type="dxa"/>
+            <w:tcW w:w="1700" w:type="dxa"/>
             <w:vMerge w:val="restart"/>
             <w:shd w:val="clear" w:color="auto" w:fill="1B2A4A"/>
             <w:vAlign w:val="center"/>
@@ -442,7 +380,7 @@
         </w:tc>
         <w:tc>
           <w:tcPr>
-            <w:tcW w:w="1900" w:type="dxa"/>
+            <w:tcW w:w="2300" w:type="dxa"/>
             <w:vMerge w:val="restart"/>
             <w:shd w:val="clear" w:color="auto" w:fill="1B2A4A"/>
             <w:vAlign w:val="center"/>
@@ -465,7 +403,7 @@
         </w:tc>
         <w:tc>
           <w:tcPr>
-            <w:tcW w:w="1900" w:type="dxa"/>
+            <w:tcW w:w="2300" w:type="dxa"/>
             <w:vMerge w:val="restart"/>
             <w:shd w:val="clear" w:color="auto" w:fill="1B2A4A"/>
             <w:vAlign w:val="center"/>
@@ -488,7 +426,7 @@
         </w:tc>
         <w:tc>
           <w:tcPr>
-            <w:tcW w:w="700" w:type="dxa"/>
+            <w:tcW w:w="900" w:type="dxa"/>
             <w:vMerge w:val="restart"/>
             <w:shd w:val="clear" w:color="auto" w:fill="1B2A4A"/>
             <w:vAlign w:val="center"/>
@@ -511,30 +449,7 @@
         </w:tc>
         <w:tc>
           <w:tcPr>
-            <w:tcW w:w="800" w:type="dxa"/>
-            <w:vMerge w:val="restart"/>
-            <w:shd w:val="clear" w:color="auto" w:fill="1B2A4A"/>
-            <w:vAlign w:val="center"/>
-          </w:tcPr>
-          <w:p>
-            <w:pPr>
-              <w:spacing w:after="0"/>
-              <w:jc w:val="center"/>
-            </w:pPr>
-            <w:r>
-              <w:rPr>
-                <w:b/>
-                <w:sz w:val="18"/>
-                <w:szCs w:val="18"/>
-                <w:color w:val="FFFFFF"/>
-              </w:rPr>
-              <w:t xml:space="preserve">Devam</w:t>
-            </w:r>
-          </w:p>
-        </w:tc>
-        <w:tc>
-          <w:tcPr>
-            <w:tcW w:w="7995" w:type="dxa"/>
+            <w:tcW w:w="7485" w:type="dxa"/>
             <w:gridSpan w:val="15"/>
             <w:shd w:val="clear" w:color="auto" w:fill="1B2A4A"/>
             <w:vAlign w:val="center"/>
@@ -563,38 +478,6 @@
         </w:trPr>
         <w:tc>
           <w:tcPr>
-            <w:tcW w:w="600" w:type="dxa"/>
-            <w:vMerge/>
-            <w:vAlign w:val="center"/>
-          </w:tcPr>
-          <w:p/>
-        </w:tc>
-        <w:tc>
-          <w:tcPr>
-            <w:tcW w:w="1500" w:type="dxa"/>
-            <w:vMerge/>
-            <w:vAlign w:val="center"/>
-          </w:tcPr>
-          <w:p/>
-        </w:tc>
-        <w:tc>
-          <w:tcPr>
-            <w:tcW w:w="1900" w:type="dxa"/>
-            <w:vMerge/>
-            <w:vAlign w:val="center"/>
-          </w:tcPr>
-          <w:p/>
-        </w:tc>
-        <w:tc>
-          <w:tcPr>
-            <w:tcW w:w="1900" w:type="dxa"/>
-            <w:vMerge/>
-            <w:vAlign w:val="center"/>
-          </w:tcPr>
-          <w:p/>
-        </w:tc>
-        <w:tc>
-          <w:tcPr>
             <w:tcW w:w="700" w:type="dxa"/>
             <w:vMerge/>
             <w:vAlign w:val="center"/>
@@ -603,7 +486,7 @@
         </w:tc>
         <w:tc>
           <w:tcPr>
-            <w:tcW w:w="800" w:type="dxa"/>
+            <w:tcW w:w="1700" w:type="dxa"/>
             <w:vMerge/>
             <w:vAlign w:val="center"/>
           </w:tcPr>
@@ -611,7 +494,31 @@
         </w:tc>
         <w:tc>
           <w:tcPr>
-            <w:tcW w:w="533" w:type="dxa"/>
+            <w:tcW w:w="2300" w:type="dxa"/>
+            <w:vMerge/>
+            <w:vAlign w:val="center"/>
+          </w:tcPr>
+          <w:p/>
+        </w:tc>
+        <w:tc>
+          <w:tcPr>
+            <w:tcW w:w="2300" w:type="dxa"/>
+            <w:vMerge/>
+            <w:vAlign w:val="center"/>
+          </w:tcPr>
+          <w:p/>
+        </w:tc>
+        <w:tc>
+          <w:tcPr>
+            <w:tcW w:w="900" w:type="dxa"/>
+            <w:vMerge/>
+            <w:vAlign w:val="center"/>
+          </w:tcPr>
+          <w:p/>
+        </w:tc>
+        <w:tc>
+          <w:tcPr>
+            <w:tcW w:w="499" w:type="dxa"/>
             <w:shd w:val="clear" w:color="auto" w:fill="E7ECF4"/>
             <w:vAlign w:val="center"/>
           </w:tcPr>
@@ -632,7 +539,7 @@
         </w:tc>
         <w:tc>
           <w:tcPr>
-            <w:tcW w:w="533" w:type="dxa"/>
+            <w:tcW w:w="499" w:type="dxa"/>
             <w:shd w:val="clear" w:color="auto" w:fill="E7ECF4"/>
             <w:vAlign w:val="center"/>
           </w:tcPr>
@@ -653,7 +560,7 @@
         </w:tc>
         <w:tc>
           <w:tcPr>
-            <w:tcW w:w="533" w:type="dxa"/>
+            <w:tcW w:w="499" w:type="dxa"/>
             <w:shd w:val="clear" w:color="auto" w:fill="E7ECF4"/>
             <w:vAlign w:val="center"/>
           </w:tcPr>
@@ -674,7 +581,7 @@
         </w:tc>
         <w:tc>
           <w:tcPr>
-            <w:tcW w:w="533" w:type="dxa"/>
+            <w:tcW w:w="499" w:type="dxa"/>
             <w:shd w:val="clear" w:color="auto" w:fill="E7ECF4"/>
             <w:vAlign w:val="center"/>
           </w:tcPr>
@@ -695,7 +602,7 @@
         </w:tc>
         <w:tc>
           <w:tcPr>
-            <w:tcW w:w="533" w:type="dxa"/>
+            <w:tcW w:w="499" w:type="dxa"/>
             <w:shd w:val="clear" w:color="auto" w:fill="E7ECF4"/>
             <w:vAlign w:val="center"/>
           </w:tcPr>
@@ -716,7 +623,7 @@
         </w:tc>
         <w:tc>
           <w:tcPr>
-            <w:tcW w:w="533" w:type="dxa"/>
+            <w:tcW w:w="499" w:type="dxa"/>
             <w:shd w:val="clear" w:color="auto" w:fill="E7ECF4"/>
             <w:vAlign w:val="center"/>
           </w:tcPr>
@@ -737,7 +644,7 @@
         </w:tc>
         <w:tc>
           <w:tcPr>
-            <w:tcW w:w="533" w:type="dxa"/>
+            <w:tcW w:w="499" w:type="dxa"/>
             <w:shd w:val="clear" w:color="auto" w:fill="E7ECF4"/>
             <w:vAlign w:val="center"/>
           </w:tcPr>
@@ -758,7 +665,7 @@
         </w:tc>
         <w:tc>
           <w:tcPr>
-            <w:tcW w:w="533" w:type="dxa"/>
+            <w:tcW w:w="499" w:type="dxa"/>
             <w:shd w:val="clear" w:color="auto" w:fill="E7ECF4"/>
             <w:vAlign w:val="center"/>
           </w:tcPr>
@@ -779,7 +686,7 @@
         </w:tc>
         <w:tc>
           <w:tcPr>
-            <w:tcW w:w="533" w:type="dxa"/>
+            <w:tcW w:w="499" w:type="dxa"/>
             <w:shd w:val="clear" w:color="auto" w:fill="E7ECF4"/>
             <w:vAlign w:val="center"/>
           </w:tcPr>
@@ -800,7 +707,7 @@
         </w:tc>
         <w:tc>
           <w:tcPr>
-            <w:tcW w:w="533" w:type="dxa"/>
+            <w:tcW w:w="499" w:type="dxa"/>
             <w:shd w:val="clear" w:color="auto" w:fill="E7ECF4"/>
             <w:vAlign w:val="center"/>
           </w:tcPr>
@@ -821,7 +728,7 @@
         </w:tc>
         <w:tc>
           <w:tcPr>
-            <w:tcW w:w="533" w:type="dxa"/>
+            <w:tcW w:w="499" w:type="dxa"/>
             <w:shd w:val="clear" w:color="auto" w:fill="E7ECF4"/>
             <w:vAlign w:val="center"/>
           </w:tcPr>
@@ -842,7 +749,7 @@
         </w:tc>
         <w:tc>
           <w:tcPr>
-            <w:tcW w:w="533" w:type="dxa"/>
+            <w:tcW w:w="499" w:type="dxa"/>
             <w:shd w:val="clear" w:color="auto" w:fill="E7ECF4"/>
             <w:vAlign w:val="center"/>
           </w:tcPr>
@@ -863,7 +770,7 @@
         </w:tc>
         <w:tc>
           <w:tcPr>
-            <w:tcW w:w="533" w:type="dxa"/>
+            <w:tcW w:w="499" w:type="dxa"/>
             <w:shd w:val="clear" w:color="auto" w:fill="E7ECF4"/>
             <w:vAlign w:val="center"/>
           </w:tcPr>
@@ -884,7 +791,7 @@
         </w:tc>
         <w:tc>
           <w:tcPr>
-            <w:tcW w:w="533" w:type="dxa"/>
+            <w:tcW w:w="499" w:type="dxa"/>
             <w:shd w:val="clear" w:color="auto" w:fill="E7ECF4"/>
             <w:vAlign w:val="center"/>
           </w:tcPr>
@@ -905,7 +812,7 @@
         </w:tc>
         <w:tc>
           <w:tcPr>
-            <w:tcW w:w="533" w:type="dxa"/>
+            <w:tcW w:w="499" w:type="dxa"/>
             <w:shd w:val="clear" w:color="auto" w:fill="E7ECF4"/>
             <w:vAlign w:val="center"/>
           </w:tcPr>
@@ -928,7 +835,7 @@
       <w:tr>
         <w:tc>
           <w:tcPr>
-            <w:tcW w:w="600" w:type="dxa"/>
+            <w:tcW w:w="700" w:type="dxa"/>
             <w:vAlign w:val="center"/>
           </w:tcPr>
           <w:p>
@@ -947,7 +854,7 @@
         </w:tc>
         <w:tc>
           <w:tcPr>
-            <w:tcW w:w="1500" w:type="dxa"/>
+            <w:tcW w:w="1700" w:type="dxa"/>
             <w:vAlign w:val="center"/>
           </w:tcPr>
           <w:p>
@@ -966,7 +873,7 @@
         </w:tc>
         <w:tc>
           <w:tcPr>
-            <w:tcW w:w="1900" w:type="dxa"/>
+            <w:tcW w:w="2300" w:type="dxa"/>
             <w:vAlign w:val="center"/>
           </w:tcPr>
           <w:p>
@@ -985,7 +892,7 @@
         </w:tc>
         <w:tc>
           <w:tcPr>
-            <w:tcW w:w="1900" w:type="dxa"/>
+            <w:tcW w:w="2300" w:type="dxa"/>
             <w:vAlign w:val="center"/>
           </w:tcPr>
           <w:p>
@@ -1004,7 +911,7 @@
         </w:tc>
         <w:tc>
           <w:tcPr>
-            <w:tcW w:w="700" w:type="dxa"/>
+            <w:tcW w:w="900" w:type="dxa"/>
             <w:vAlign w:val="center"/>
           </w:tcPr>
           <w:p>
@@ -1023,26 +930,7 @@
         </w:tc>
         <w:tc>
           <w:tcPr>
-            <w:tcW w:w="800" w:type="dxa"/>
-            <w:vAlign w:val="center"/>
-          </w:tcPr>
-          <w:p>
-            <w:pPr>
-              <w:spacing w:after="0"/>
-              <w:jc w:val="center"/>
-            </w:pPr>
-            <w:r>
-              <w:rPr>
-                <w:sz w:val="18"/>
-                <w:szCs w:val="18"/>
-              </w:rPr>
-              <w:t xml:space="preserve">{{Devam}}</w:t>
-            </w:r>
-          </w:p>
-        </w:tc>
-        <w:tc>
-          <w:tcPr>
-            <w:tcW w:w="533" w:type="dxa"/>
+            <w:tcW w:w="499" w:type="dxa"/>
             <w:vAlign w:val="center"/>
           </w:tcPr>
           <w:p>
@@ -1061,7 +949,7 @@
         </w:tc>
         <w:tc>
           <w:tcPr>
-            <w:tcW w:w="533" w:type="dxa"/>
+            <w:tcW w:w="499" w:type="dxa"/>
             <w:vAlign w:val="center"/>
           </w:tcPr>
           <w:p>
@@ -1080,7 +968,7 @@
         </w:tc>
         <w:tc>
           <w:tcPr>
-            <w:tcW w:w="533" w:type="dxa"/>
+            <w:tcW w:w="499" w:type="dxa"/>
             <w:vAlign w:val="center"/>
           </w:tcPr>
           <w:p>
@@ -1099,7 +987,7 @@
         </w:tc>
         <w:tc>
           <w:tcPr>
-            <w:tcW w:w="533" w:type="dxa"/>
+            <w:tcW w:w="499" w:type="dxa"/>
             <w:vAlign w:val="center"/>
           </w:tcPr>
           <w:p>
@@ -1118,7 +1006,7 @@
         </w:tc>
         <w:tc>
           <w:tcPr>
-            <w:tcW w:w="533" w:type="dxa"/>
+            <w:tcW w:w="499" w:type="dxa"/>
             <w:vAlign w:val="center"/>
           </w:tcPr>
           <w:p>
@@ -1137,7 +1025,7 @@
         </w:tc>
         <w:tc>
           <w:tcPr>
-            <w:tcW w:w="533" w:type="dxa"/>
+            <w:tcW w:w="499" w:type="dxa"/>
             <w:vAlign w:val="center"/>
           </w:tcPr>
           <w:p>
@@ -1156,7 +1044,7 @@
         </w:tc>
         <w:tc>
           <w:tcPr>
-            <w:tcW w:w="533" w:type="dxa"/>
+            <w:tcW w:w="499" w:type="dxa"/>
             <w:vAlign w:val="center"/>
           </w:tcPr>
           <w:p>
@@ -1175,7 +1063,7 @@
         </w:tc>
         <w:tc>
           <w:tcPr>
-            <w:tcW w:w="533" w:type="dxa"/>
+            <w:tcW w:w="499" w:type="dxa"/>
             <w:vAlign w:val="center"/>
           </w:tcPr>
           <w:p>
@@ -1194,7 +1082,7 @@
         </w:tc>
         <w:tc>
           <w:tcPr>
-            <w:tcW w:w="533" w:type="dxa"/>
+            <w:tcW w:w="499" w:type="dxa"/>
             <w:vAlign w:val="center"/>
           </w:tcPr>
           <w:p>
@@ -1213,7 +1101,7 @@
         </w:tc>
         <w:tc>
           <w:tcPr>
-            <w:tcW w:w="533" w:type="dxa"/>
+            <w:tcW w:w="499" w:type="dxa"/>
             <w:vAlign w:val="center"/>
           </w:tcPr>
           <w:p>
@@ -1232,7 +1120,7 @@
         </w:tc>
         <w:tc>
           <w:tcPr>
-            <w:tcW w:w="533" w:type="dxa"/>
+            <w:tcW w:w="499" w:type="dxa"/>
             <w:vAlign w:val="center"/>
           </w:tcPr>
           <w:p>
@@ -1251,7 +1139,7 @@
         </w:tc>
         <w:tc>
           <w:tcPr>
-            <w:tcW w:w="533" w:type="dxa"/>
+            <w:tcW w:w="499" w:type="dxa"/>
             <w:vAlign w:val="center"/>
           </w:tcPr>
           <w:p>
@@ -1270,7 +1158,7 @@
         </w:tc>
         <w:tc>
           <w:tcPr>
-            <w:tcW w:w="533" w:type="dxa"/>
+            <w:tcW w:w="499" w:type="dxa"/>
             <w:vAlign w:val="center"/>
           </w:tcPr>
           <w:p>
@@ -1289,7 +1177,7 @@
         </w:tc>
         <w:tc>
           <w:tcPr>
-            <w:tcW w:w="533" w:type="dxa"/>
+            <w:tcW w:w="499" w:type="dxa"/>
             <w:vAlign w:val="center"/>
           </w:tcPr>
           <w:p>
@@ -1308,7 +1196,7 @@
         </w:tc>
         <w:tc>
           <w:tcPr>
-            <w:tcW w:w="533" w:type="dxa"/>
+            <w:tcW w:w="499" w:type="dxa"/>
             <w:vAlign w:val="center"/>
           </w:tcPr>
           <w:p>
